--- a/10运维服务工具应用情况说明/CYYH-ITSS-10-02 运维工具的使用效果自评估报告.docx
+++ b/10运维服务工具应用情况说明/CYYH-ITSS-10-02 运维工具的使用效果自评估报告.docx
@@ -187,84 +187,6 @@
     </w:p>
     <w:p>
       <w:pPr>
-        <w:pStyle w:val="2"/>
-        <w:spacing w:line="243" w:lineRule="auto"/>
-      </w:pPr>
-    </w:p>
-    <w:p>
-      <w:pPr>
-        <w:pStyle w:val="2"/>
-        <w:spacing w:line="243" w:lineRule="auto"/>
-      </w:pPr>
-    </w:p>
-    <w:p>
-      <w:pPr>
-        <w:pStyle w:val="2"/>
-        <w:spacing w:line="243" w:lineRule="auto"/>
-      </w:pPr>
-    </w:p>
-    <w:p>
-      <w:pPr>
-        <w:pStyle w:val="2"/>
-        <w:spacing w:line="243" w:lineRule="auto"/>
-      </w:pPr>
-    </w:p>
-    <w:p>
-      <w:pPr>
-        <w:pStyle w:val="2"/>
-        <w:spacing w:line="243" w:lineRule="auto"/>
-      </w:pPr>
-    </w:p>
-    <w:p>
-      <w:pPr>
-        <w:pStyle w:val="2"/>
-        <w:spacing w:line="243" w:lineRule="auto"/>
-      </w:pPr>
-    </w:p>
-    <w:p>
-      <w:pPr>
-        <w:pStyle w:val="2"/>
-        <w:spacing w:line="243" w:lineRule="auto"/>
-      </w:pPr>
-    </w:p>
-    <w:p>
-      <w:pPr>
-        <w:pStyle w:val="2"/>
-        <w:spacing w:line="244" w:lineRule="auto"/>
-      </w:pPr>
-    </w:p>
-    <w:p>
-      <w:pPr>
-        <w:pStyle w:val="2"/>
-        <w:spacing w:line="244" w:lineRule="auto"/>
-      </w:pPr>
-    </w:p>
-    <w:p>
-      <w:pPr>
-        <w:pStyle w:val="2"/>
-        <w:spacing w:line="244" w:lineRule="auto"/>
-      </w:pPr>
-    </w:p>
-    <w:p>
-      <w:pPr>
-        <w:pStyle w:val="2"/>
-        <w:spacing w:line="244" w:lineRule="auto"/>
-      </w:pPr>
-    </w:p>
-    <w:p>
-      <w:pPr>
-        <w:pStyle w:val="2"/>
-        <w:spacing w:line="244" w:lineRule="auto"/>
-      </w:pPr>
-    </w:p>
-    <w:p>
-      <w:pPr>
-        <w:pStyle w:val="2"/>
-        <w:spacing w:line="244" w:lineRule="auto"/>
-      </w:pPr>
-    </w:p>
-    <w:p>
-      <w:pPr>
         <w:spacing w:before="97" w:line="221" w:lineRule="auto"/>
         <w:ind w:left="2462"/>
         <w:outlineLvl w:val="0"/>
@@ -274,6 +196,8 @@
           <w:szCs w:val="30"/>
         </w:rPr>
       </w:pPr>
+      <w:bookmarkStart w:id="0" w:name="_GoBack"/>
+      <w:bookmarkEnd w:id="0"/>
       <w:r>
         <w:rPr>
           <w:rFonts w:ascii="黑体" w:hAnsi="黑体" w:eastAsia="黑体" w:cs="黑体"/>
@@ -2805,7 +2729,6 @@
         <w:tc>
           <w:tcPr>
             <w:tcW w:w="1063" w:type="dxa"/>
-            <w:tcBorders/>
           </w:tcPr>
           <w:p>
             <w:pPr>
@@ -3004,18 +2927,7 @@
                 <w:sz w:val="24"/>
                 <w:szCs w:val="24"/>
               </w:rPr>
-              <w:t>全</w:t>
-            </w:r>
-            <w:bookmarkStart w:id="0" w:name="_GoBack"/>
-            <w:bookmarkEnd w:id="0"/>
-            <w:r>
-              <w:rPr>
-                <w:rFonts w:ascii="宋体" w:hAnsi="宋体" w:eastAsia="宋体" w:cs="宋体"/>
-                <w:spacing w:val="2"/>
-                <w:sz w:val="24"/>
-                <w:szCs w:val="24"/>
-              </w:rPr>
-              <w:t>网软</w:t>
+              <w:t>全网软</w:t>
             </w:r>
           </w:p>
           <w:p>
